--- a/_manuscript/index.docx
+++ b/_manuscript/index.docx
@@ -506,7 +506,7 @@
     </w:p>
     <w:bookmarkEnd w:id="17"/>
     <w:bookmarkEnd w:id="18"/>
-    <w:bookmarkStart w:id="38" w:name="results"/>
+    <w:bookmarkStart w:id="39" w:name="results"/>
     <w:p>
       <w:pPr>
         <w:pStyle w:val="Heading1"/>
@@ -574,7 +574,7 @@
       </w:r>
     </w:p>
     <w:bookmarkEnd w:id="19"/>
-    <w:bookmarkStart w:id="20" w:name="survey-participants-characteristics"/>
+    <w:bookmarkStart w:id="21" w:name="survey-participants-characteristics"/>
     <w:p>
       <w:pPr>
         <w:pStyle w:val="Heading2"/>
@@ -588,6 +588,32 @@
         <w:pStyle w:val="FirstParagraph"/>
       </w:pPr>
       <w:r>
+        <w:rPr>
+          <w:vertAlign w:val="subscript"/>
+        </w:rPr>
+        <w:t xml:space="preserve">Source:</w:t>
+      </w:r>
+      <w:r>
+        <w:rPr>
+          <w:vertAlign w:val="subscript"/>
+        </w:rPr>
+        <w:t xml:space="preserve"> </w:t>
+      </w:r>
+      <w:hyperlink r:id="rId20">
+        <w:r>
+          <w:rPr>
+            <w:rStyle w:val="Hyperlink"/>
+            <w:vertAlign w:val="subscript"/>
+          </w:rPr>
+          <w:t xml:space="preserve">Article Notebook</w:t>
+        </w:r>
+      </w:hyperlink>
+    </w:p>
+    <w:p>
+      <w:pPr>
+        <w:pStyle w:val="BodyText"/>
+      </w:pPr>
+      <w:r>
         <w:t xml:space="preserve">The final sample included 202 participants who completed at least 80% of the survey. Respondents were based in 16 Latin American countries, with the highest representation from Argentina (n = 126, 62.38%), Mexico (n = 21, 10.40%), Bolivia (n = 11, 5.45%), and Colombia (n = 10, 4.95%). Most identified as women (n = 143, 70.79%), followed by men (n = 52, 25.74%), and a minority identified as non-binary or preferred not to disclose their gender (n = 7, 3.47%). More than half of participants (n = 104, 51.49%) self-identified as belonging to one or more systematically excluded groups within the scientific community—most frequently, women and gender minorities (n = 81, 77.88%), individuals from socioeconomically disadvantaged backgrounds (n = 19, 18.27%), Indigenous people (n = 12, 11.54%), and persons with disabilities (n = 10, 9.62%).</w:t>
       </w:r>
     </w:p>
@@ -599,8 +625,8 @@
         <w:t xml:space="preserve">Most participants held a graduate-level degree, with 59.90% (n = 121) having completed a Ph.D. and 13.86% (n = 28) a master’s degree. The sample included researchers from diverse disciplinary fields, including natural and exact sciences (n = 79, 39.11%), health sciences (n = 74, 36.63%), social sciences (n = 53, 26.24%), humanities (n = 21, 10.40%), and engineering (n = 16, 7.92%). The average number of years conducting research was 14.55 (n = 201, SD = 8.59, 95% CI [13.36, 15.75]), ranging from early-career researchers to senior academics. A substantial proportion of participants reported holding a permanent research position (n = 127, 62.87%) and having experience leading research teams (n = 125, 61.88%) or supervising graduate students and postdoctoral researchers (n = 119, 58.91%). A third of respondents (n = 62, 30.69%) had conducted part of their scientific career in HICs, with durations ranging from 1 to 20 years (M = 4.15, SD = 3.38, 95% CI [3.29, 5.00]).</w:t>
       </w:r>
     </w:p>
-    <w:bookmarkEnd w:id="20"/>
-    <w:bookmarkStart w:id="31" w:name="experience-with-funding-applications"/>
+    <w:bookmarkEnd w:id="21"/>
+    <w:bookmarkStart w:id="32" w:name="experience-with-funding-applications"/>
     <w:p>
       <w:pPr>
         <w:pStyle w:val="Heading2"/>
@@ -614,6 +640,32 @@
         <w:pStyle w:val="FirstParagraph"/>
       </w:pPr>
       <w:r>
+        <w:rPr>
+          <w:vertAlign w:val="subscript"/>
+        </w:rPr>
+        <w:t xml:space="preserve">Source:</w:t>
+      </w:r>
+      <w:r>
+        <w:rPr>
+          <w:vertAlign w:val="subscript"/>
+        </w:rPr>
+        <w:t xml:space="preserve"> </w:t>
+      </w:r>
+      <w:hyperlink r:id="rId20">
+        <w:r>
+          <w:rPr>
+            <w:rStyle w:val="Hyperlink"/>
+            <w:vertAlign w:val="subscript"/>
+          </w:rPr>
+          <w:t xml:space="preserve">Article Notebook</w:t>
+        </w:r>
+      </w:hyperlink>
+    </w:p>
+    <w:p>
+      <w:pPr>
+        <w:pStyle w:val="BodyText"/>
+      </w:pPr>
+      <w:r>
         <w:t xml:space="preserve">Regarding funding experience, 80.20% (n = 162) of participants had applied to national calls and 60.40% (n = 122) to international ones. A total of 668 international grant applications were reported by 121 researchers (mean submissions per researcher: M = 5.52, SD = 6.04, 95% CI [4.43, 6.61]). 43.56% (n = 88) of all respondents reported having received international funding at least once. The overall success rate across all applications was 40.60% (M = .41, SD = .36, 95% CI [.34, .47]). The distribution of the participants’ success rate over the years of research experience is presented in</w:t>
       </w:r>
       <w:r>
@@ -631,7 +683,7 @@
         <w:t xml:space="preserve">.</w:t>
       </w:r>
     </w:p>
-    <w:bookmarkStart w:id="25" w:name="cell-fig-success"/>
+    <w:bookmarkStart w:id="26" w:name="cell-fig-success"/>
     <w:tbl>
       <w:tblPr>
         <w:tblStyle w:val="Table"/>
@@ -645,7 +697,7 @@
       <w:tr>
         <w:tc>
           <w:tcPr/>
-          <w:bookmarkStart w:id="24" w:name="fig-success"/>
+          <w:bookmarkStart w:id="25" w:name="fig-success"/>
           <w:p>
             <w:pPr>
               <w:pStyle w:val="Compact"/>
@@ -656,18 +708,18 @@
                 <wp:inline>
                   <wp:extent cx="4803006" cy="2772075"/>
                   <wp:effectExtent b="0" l="0" r="0" t="0"/>
-                  <wp:docPr descr="" title="" id="22" name="Picture"/>
+                  <wp:docPr descr="" title="" id="23" name="Picture"/>
                   <a:graphic>
                     <a:graphicData uri="http://schemas.openxmlformats.org/drawingml/2006/picture">
                       <pic:pic>
                         <pic:nvPicPr>
-                          <pic:cNvPr descr="index_files/figure-docx/fig-success-1.png" id="23" name="Picture"/>
+                          <pic:cNvPr descr="index_files/figure-docx/fig-success-1.png" id="24" name="Picture"/>
                           <pic:cNvPicPr>
                             <a:picLocks noChangeArrowheads="1" noChangeAspect="1"/>
                           </pic:cNvPicPr>
                         </pic:nvPicPr>
                         <pic:blipFill>
-                          <a:blip r:embed="rId21"/>
+                          <a:blip r:embed="rId22"/>
                           <a:stretch>
                             <a:fillRect/>
                           </a:stretch>
@@ -723,16 +775,68 @@
               <w:t xml:space="preserve">Above error bars n represents the number of participants.</w:t>
             </w:r>
           </w:p>
-          <w:bookmarkEnd w:id="24"/>
+          <w:bookmarkEnd w:id="25"/>
         </w:tc>
       </w:tr>
     </w:tbl>
-    <w:bookmarkEnd w:id="25"/>
     <w:p>
       <w:pPr>
         <w:pStyle w:val="BodyText"/>
       </w:pPr>
       <w:r>
+        <w:rPr>
+          <w:vertAlign w:val="subscript"/>
+        </w:rPr>
+        <w:t xml:space="preserve">Source:</w:t>
+      </w:r>
+      <w:r>
+        <w:rPr>
+          <w:vertAlign w:val="subscript"/>
+        </w:rPr>
+        <w:t xml:space="preserve"> </w:t>
+      </w:r>
+      <w:hyperlink r:id="rId20">
+        <w:r>
+          <w:rPr>
+            <w:rStyle w:val="Hyperlink"/>
+            <w:vertAlign w:val="subscript"/>
+          </w:rPr>
+          <w:t xml:space="preserve">Article Notebook</w:t>
+        </w:r>
+      </w:hyperlink>
+    </w:p>
+    <w:bookmarkEnd w:id="26"/>
+    <w:p>
+      <w:pPr>
+        <w:pStyle w:val="BodyText"/>
+      </w:pPr>
+      <w:r>
+        <w:rPr>
+          <w:vertAlign w:val="subscript"/>
+        </w:rPr>
+        <w:t xml:space="preserve">Source:</w:t>
+      </w:r>
+      <w:r>
+        <w:rPr>
+          <w:vertAlign w:val="subscript"/>
+        </w:rPr>
+        <w:t xml:space="preserve"> </w:t>
+      </w:r>
+      <w:hyperlink r:id="rId20">
+        <w:r>
+          <w:rPr>
+            <w:rStyle w:val="Hyperlink"/>
+            <w:vertAlign w:val="subscript"/>
+          </w:rPr>
+          <w:t xml:space="preserve">Article Notebook</w:t>
+        </w:r>
+      </w:hyperlink>
+    </w:p>
+    <w:p>
+      <w:pPr>
+        <w:pStyle w:val="BodyText"/>
+      </w:pPr>
+      <w:r>
         <w:t xml:space="preserve">When asked about their usual practices in preparing grant applications, the most commonly reported actions (rated</w:t>
       </w:r>
       <w:r>
@@ -756,7 +860,7 @@
         <w:t xml:space="preserve">).</w:t>
       </w:r>
     </w:p>
-    <w:bookmarkStart w:id="30" w:name="cell-fig-practices"/>
+    <w:bookmarkStart w:id="31" w:name="cell-fig-practices"/>
     <w:tbl>
       <w:tblPr>
         <w:tblStyle w:val="Table"/>
@@ -770,7 +874,7 @@
       <w:tr>
         <w:tc>
           <w:tcPr/>
-          <w:bookmarkStart w:id="29" w:name="fig-practices"/>
+          <w:bookmarkStart w:id="30" w:name="fig-practices"/>
           <w:p>
             <w:pPr>
               <w:pStyle w:val="Compact"/>
@@ -781,18 +885,18 @@
                 <wp:inline>
                   <wp:extent cx="4803006" cy="2772075"/>
                   <wp:effectExtent b="0" l="0" r="0" t="0"/>
-                  <wp:docPr descr="" title="" id="27" name="Picture"/>
+                  <wp:docPr descr="" title="" id="28" name="Picture"/>
                   <a:graphic>
                     <a:graphicData uri="http://schemas.openxmlformats.org/drawingml/2006/picture">
                       <pic:pic>
                         <pic:nvPicPr>
-                          <pic:cNvPr descr="index_files/figure-docx/fig-practices-1.png" id="28" name="Picture"/>
+                          <pic:cNvPr descr="index_files/figure-docx/fig-practices-1.png" id="29" name="Picture"/>
                           <pic:cNvPicPr>
                             <a:picLocks noChangeArrowheads="1" noChangeAspect="1"/>
                           </pic:cNvPicPr>
                         </pic:nvPicPr>
                         <pic:blipFill>
-                          <a:blip r:embed="rId26"/>
+                          <a:blip r:embed="rId27"/>
                           <a:stretch>
                             <a:fillRect/>
                           </a:stretch>
@@ -842,13 +946,39 @@
               <w:t xml:space="preserve">Reported practices in preparing grant applications.</w:t>
             </w:r>
           </w:p>
-          <w:bookmarkEnd w:id="29"/>
+          <w:bookmarkEnd w:id="30"/>
         </w:tc>
       </w:tr>
     </w:tbl>
-    <w:bookmarkEnd w:id="30"/>
+    <w:p>
+      <w:pPr>
+        <w:pStyle w:val="BodyText"/>
+      </w:pPr>
+      <w:r>
+        <w:rPr>
+          <w:vertAlign w:val="subscript"/>
+        </w:rPr>
+        <w:t xml:space="preserve">Source:</w:t>
+      </w:r>
+      <w:r>
+        <w:rPr>
+          <w:vertAlign w:val="subscript"/>
+        </w:rPr>
+        <w:t xml:space="preserve"> </w:t>
+      </w:r>
+      <w:hyperlink r:id="rId20">
+        <w:r>
+          <w:rPr>
+            <w:rStyle w:val="Hyperlink"/>
+            <w:vertAlign w:val="subscript"/>
+          </w:rPr>
+          <w:t xml:space="preserve">Article Notebook</w:t>
+        </w:r>
+      </w:hyperlink>
+    </w:p>
     <w:bookmarkEnd w:id="31"/>
-    <w:bookmarkStart w:id="37" w:name="Xe66cca4d3fdbb45459a1320a035dc1c98be635d"/>
+    <w:bookmarkEnd w:id="32"/>
+    <w:bookmarkStart w:id="38" w:name="Xe66cca4d3fdbb45459a1320a035dc1c98be635d"/>
     <w:p>
       <w:pPr>
         <w:pStyle w:val="Heading2"/>
@@ -862,6 +992,32 @@
         <w:pStyle w:val="FirstParagraph"/>
       </w:pPr>
       <w:r>
+        <w:rPr>
+          <w:vertAlign w:val="subscript"/>
+        </w:rPr>
+        <w:t xml:space="preserve">Source:</w:t>
+      </w:r>
+      <w:r>
+        <w:rPr>
+          <w:vertAlign w:val="subscript"/>
+        </w:rPr>
+        <w:t xml:space="preserve"> </w:t>
+      </w:r>
+      <w:hyperlink r:id="rId20">
+        <w:r>
+          <w:rPr>
+            <w:rStyle w:val="Hyperlink"/>
+            <w:vertAlign w:val="subscript"/>
+          </w:rPr>
+          <w:t xml:space="preserve">Article Notebook</w:t>
+        </w:r>
+      </w:hyperlink>
+    </w:p>
+    <w:p>
+      <w:pPr>
+        <w:pStyle w:val="BodyText"/>
+      </w:pPr>
+      <w:r>
         <w:t xml:space="preserve">Perceived barriers to international funding were assessed using a set of 10 Likert-scale items (n = 182 complete responses). The vast majority of respondents identified economic barriers to attending international networking events as a major obstacle to accessing international research funding, with more than nine out of ten participants (n = 168, 92.31%) agreeing or strongly agreeing with this statement. The misalignment between the eligibility requirements of international calls and local academic trajectories (e.g., time since Ph.D., position titles) was endorsed by 80.77% (n = 147) of respondents, and rhetorical differences in writing style by 75.27% (n = 137). Psychosocial and perception-related barriers were also salient. Many reported perceiving self-doubt in Latin American researchers regarding their capacity to compete at an international level (n = 126, 69.23%) and, at the same time, not being accustomed to self-promotion practices (n = 124, 68.13%). In addition, 60.44% (n = 110) highlighted biased perceptions from funders about Latin American scientific and infrastructural capabilities as a barrier. Language-related challenges were endorsed by just over half of participants, with 53.85% (n = 98) reporting the use of a non-native language as a barrier (</w:t>
       </w:r>
       <w:hyperlink w:anchor="fig-barriers">
@@ -876,7 +1032,7 @@
         <w:t xml:space="preserve">).</w:t>
       </w:r>
     </w:p>
-    <w:bookmarkStart w:id="36" w:name="cell-fig-barriers"/>
+    <w:bookmarkStart w:id="37" w:name="cell-fig-barriers"/>
     <w:tbl>
       <w:tblPr>
         <w:tblStyle w:val="Table"/>
@@ -890,7 +1046,7 @@
       <w:tr>
         <w:tc>
           <w:tcPr/>
-          <w:bookmarkStart w:id="35" w:name="fig-barriers"/>
+          <w:bookmarkStart w:id="36" w:name="fig-barriers"/>
           <w:p>
             <w:pPr>
               <w:pStyle w:val="Compact"/>
@@ -901,18 +1057,18 @@
                 <wp:inline>
                   <wp:extent cx="4803006" cy="2772075"/>
                   <wp:effectExtent b="0" l="0" r="0" t="0"/>
-                  <wp:docPr descr="" title="" id="33" name="Picture"/>
+                  <wp:docPr descr="" title="" id="34" name="Picture"/>
                   <a:graphic>
                     <a:graphicData uri="http://schemas.openxmlformats.org/drawingml/2006/picture">
                       <pic:pic>
                         <pic:nvPicPr>
-                          <pic:cNvPr descr="index_files/figure-docx/fig-barriers-1.png" id="34" name="Picture"/>
+                          <pic:cNvPr descr="index_files/figure-docx/fig-barriers-1.png" id="35" name="Picture"/>
                           <pic:cNvPicPr>
                             <a:picLocks noChangeArrowheads="1" noChangeAspect="1"/>
                           </pic:cNvPicPr>
                         </pic:nvPicPr>
                         <pic:blipFill>
-                          <a:blip r:embed="rId32"/>
+                          <a:blip r:embed="rId33"/>
                           <a:stretch>
                             <a:fillRect/>
                           </a:stretch>
@@ -962,16 +1118,42 @@
               <w:t xml:space="preserve">Perceived barriers to accessing international research funding among Latin American researchers.</w:t>
             </w:r>
           </w:p>
-          <w:bookmarkEnd w:id="35"/>
+          <w:bookmarkEnd w:id="36"/>
         </w:tc>
       </w:tr>
     </w:tbl>
-    <w:bookmarkEnd w:id="36"/>
     <w:p>
       <w:pPr>
         <w:pStyle w:val="BodyText"/>
       </w:pPr>
       <w:r>
+        <w:rPr>
+          <w:vertAlign w:val="subscript"/>
+        </w:rPr>
+        <w:t xml:space="preserve">Source:</w:t>
+      </w:r>
+      <w:r>
+        <w:rPr>
+          <w:vertAlign w:val="subscript"/>
+        </w:rPr>
+        <w:t xml:space="preserve"> </w:t>
+      </w:r>
+      <w:hyperlink r:id="rId20">
+        <w:r>
+          <w:rPr>
+            <w:rStyle w:val="Hyperlink"/>
+            <w:vertAlign w:val="subscript"/>
+          </w:rPr>
+          <w:t xml:space="preserve">Article Notebook</w:t>
+        </w:r>
+      </w:hyperlink>
+    </w:p>
+    <w:bookmarkEnd w:id="37"/>
+    <w:p>
+      <w:pPr>
+        <w:pStyle w:val="BodyText"/>
+      </w:pPr>
+      <w:r>
         <w:t xml:space="preserve">By contrast, few participants identified issues of clarity in funding information (n = 42, 23.08%) or low regional representation in international networks (n = 26, 14.29%) as critical barriers.</w:t>
       </w:r>
     </w:p>
@@ -983,9 +1165,9 @@
         <w:t xml:space="preserve">Open-ended responses (n = 47, 25.82%) highlighted additional barriers. Specifically, the misalignment between Global North funders’ agendas and local priorities; limited training on how funders operate and make decisions; structural exclusion through elitist or closed research networks; bureaucratic hurdles due to lack of institutional support and difficulties receiving international transfers. Respondents also noted visibility constraints due to limited access to open-access publishing and bibliographic databases, as well as limited familiarity with international evaluation metrics.</w:t>
       </w:r>
     </w:p>
-    <w:bookmarkEnd w:id="37"/>
     <w:bookmarkEnd w:id="38"/>
-    <w:bookmarkStart w:id="111" w:name="discussion"/>
+    <w:bookmarkEnd w:id="39"/>
+    <w:bookmarkStart w:id="112" w:name="discussion"/>
     <w:p>
       <w:pPr>
         <w:pStyle w:val="Heading1"/>
@@ -1183,8 +1365,8 @@
         <w:t xml:space="preserve">Taken together, the present findings contribute to a more nuanced understanding of how structural conditions shape researchers’ competitiveness in international funding environments and where targeted, feasible forms of support may be most effective. Enabling mechanisms informed by the experiences of Latin American researchers, such as those focused on proposal preparation, institutional capacity, and navigation of funding processes, have the potential to strengthen researchers’ preparedness for international funding competitions in the near to mid term. Future work should build on these findings and assess the impact of potential interventions.</w:t>
       </w:r>
     </w:p>
-    <w:bookmarkStart w:id="110" w:name="refs"/>
-    <w:bookmarkStart w:id="40" w:name="ref-ref01"/>
+    <w:bookmarkStart w:id="111" w:name="refs"/>
+    <w:bookmarkStart w:id="41" w:name="ref-ref01"/>
     <w:p>
       <w:pPr>
         <w:pStyle w:val="Bibliography"/>
@@ -1225,7 +1407,7 @@
       <w:r>
         <w:t xml:space="preserve">based on panel data analysis. F1000Res. 2023;12: 242. doi:</w:t>
       </w:r>
-      <w:hyperlink r:id="rId39">
+      <w:hyperlink r:id="rId40">
         <w:r>
           <w:rPr>
             <w:rStyle w:val="Hyperlink"/>
@@ -1234,8 +1416,8 @@
         </w:r>
       </w:hyperlink>
     </w:p>
-    <w:bookmarkEnd w:id="40"/>
-    <w:bookmarkStart w:id="42" w:name="ref-ref02"/>
+    <w:bookmarkEnd w:id="41"/>
+    <w:bookmarkStart w:id="43" w:name="ref-ref02"/>
     <w:p>
       <w:pPr>
         <w:pStyle w:val="Bibliography"/>
@@ -1252,7 +1434,7 @@
       <w:r>
         <w:t xml:space="preserve">Chinchilla-Rodríguez Z, Miao L, Murray D, Robinson-García N, Costas R, Sugimoto CR. A global comparison of scientific mobility and collaboration according to national scientific capacities. Front Res Metr Anal. 2018;3. doi:</w:t>
       </w:r>
-      <w:hyperlink r:id="rId41">
+      <w:hyperlink r:id="rId42">
         <w:r>
           <w:rPr>
             <w:rStyle w:val="Hyperlink"/>
@@ -1261,8 +1443,8 @@
         </w:r>
       </w:hyperlink>
     </w:p>
-    <w:bookmarkEnd w:id="42"/>
-    <w:bookmarkStart w:id="44" w:name="ref-ref03"/>
+    <w:bookmarkEnd w:id="43"/>
+    <w:bookmarkStart w:id="45" w:name="ref-ref03"/>
     <w:p>
       <w:pPr>
         <w:pStyle w:val="Bibliography"/>
@@ -1279,7 +1461,7 @@
       <w:r>
         <w:t xml:space="preserve">Murray M, Mubiligi J. An approach to building equitable global health research collaborations. Ann Glob Health. 2020;86: 126. doi:</w:t>
       </w:r>
-      <w:hyperlink r:id="rId43">
+      <w:hyperlink r:id="rId44">
         <w:r>
           <w:rPr>
             <w:rStyle w:val="Hyperlink"/>
@@ -1288,8 +1470,8 @@
         </w:r>
       </w:hyperlink>
     </w:p>
-    <w:bookmarkEnd w:id="44"/>
-    <w:bookmarkStart w:id="46" w:name="ref-ref04"/>
+    <w:bookmarkEnd w:id="45"/>
+    <w:bookmarkStart w:id="47" w:name="ref-ref04"/>
     <w:p>
       <w:pPr>
         <w:pStyle w:val="Bibliography"/>
@@ -1306,7 +1488,7 @@
       <w:r>
         <w:t xml:space="preserve">Edwards MA, Roy S. Academic research in the 21st century: Maintaining scientific integrity in a climate of perverse incentives and hypercompetition. Environ Eng Sci. 2017;34: 51–61. doi:</w:t>
       </w:r>
-      <w:hyperlink r:id="rId45">
+      <w:hyperlink r:id="rId46">
         <w:r>
           <w:rPr>
             <w:rStyle w:val="Hyperlink"/>
@@ -1315,8 +1497,8 @@
         </w:r>
       </w:hyperlink>
     </w:p>
-    <w:bookmarkEnd w:id="46"/>
-    <w:bookmarkStart w:id="48" w:name="ref-ref05"/>
+    <w:bookmarkEnd w:id="47"/>
+    <w:bookmarkStart w:id="49" w:name="ref-ref05"/>
     <w:p>
       <w:pPr>
         <w:pStyle w:val="Bibliography"/>
@@ -1333,7 +1515,7 @@
       <w:r>
         <w:t xml:space="preserve">Skupien S, Rüffin N. The geography of research funding: Semantics and beyond. J Stud Int Educ. 2019;24: 24–38. doi:</w:t>
       </w:r>
-      <w:hyperlink r:id="rId47">
+      <w:hyperlink r:id="rId48">
         <w:r>
           <w:rPr>
             <w:rStyle w:val="Hyperlink"/>
@@ -1342,8 +1524,8 @@
         </w:r>
       </w:hyperlink>
     </w:p>
-    <w:bookmarkEnd w:id="48"/>
-    <w:bookmarkStart w:id="50" w:name="ref-ref06"/>
+    <w:bookmarkEnd w:id="49"/>
+    <w:bookmarkStart w:id="51" w:name="ref-ref06"/>
     <w:p>
       <w:pPr>
         <w:pStyle w:val="Bibliography"/>
@@ -1372,7 +1554,7 @@
       <w:r>
         <w:t xml:space="preserve"> </w:t>
       </w:r>
-      <w:hyperlink r:id="rId49">
+      <w:hyperlink r:id="rId50">
         <w:r>
           <w:rPr>
             <w:rStyle w:val="Hyperlink"/>
@@ -1381,8 +1563,8 @@
         </w:r>
       </w:hyperlink>
     </w:p>
-    <w:bookmarkEnd w:id="50"/>
-    <w:bookmarkStart w:id="51" w:name="ref-ref07"/>
+    <w:bookmarkEnd w:id="51"/>
+    <w:bookmarkStart w:id="52" w:name="ref-ref07"/>
     <w:p>
       <w:pPr>
         <w:pStyle w:val="Bibliography"/>
@@ -1466,8 +1648,8 @@
         <w:t xml:space="preserve"> </w:t>
       </w:r>
     </w:p>
-    <w:bookmarkEnd w:id="51"/>
-    <w:bookmarkStart w:id="53" w:name="ref-ref08"/>
+    <w:bookmarkEnd w:id="52"/>
+    <w:bookmarkStart w:id="54" w:name="ref-ref08"/>
     <w:p>
       <w:pPr>
         <w:pStyle w:val="Bibliography"/>
@@ -1499,7 +1681,7 @@
       <w:r>
         <w:t xml:space="preserve"> </w:t>
       </w:r>
-      <w:hyperlink r:id="rId52">
+      <w:hyperlink r:id="rId53">
         <w:r>
           <w:rPr>
             <w:rStyle w:val="Hyperlink"/>
@@ -1508,8 +1690,8 @@
         </w:r>
       </w:hyperlink>
     </w:p>
-    <w:bookmarkEnd w:id="53"/>
-    <w:bookmarkStart w:id="55" w:name="ref-ref09"/>
+    <w:bookmarkEnd w:id="54"/>
+    <w:bookmarkStart w:id="56" w:name="ref-ref09"/>
     <w:p>
       <w:pPr>
         <w:pStyle w:val="Bibliography"/>
@@ -1526,7 +1708,7 @@
       <w:r>
         <w:t xml:space="preserve">Morciano C, Errico MC, Faralli C, Minghetti L. An analysis of the strategic plan development processes of major public organisations funding health research in nine high-income countries worldwide. Health Res Policy Syst. 2020;18: 106. doi:</w:t>
       </w:r>
-      <w:hyperlink r:id="rId54">
+      <w:hyperlink r:id="rId55">
         <w:r>
           <w:rPr>
             <w:rStyle w:val="Hyperlink"/>
@@ -1535,8 +1717,8 @@
         </w:r>
       </w:hyperlink>
     </w:p>
-    <w:bookmarkEnd w:id="55"/>
-    <w:bookmarkStart w:id="56" w:name="ref-ref10"/>
+    <w:bookmarkEnd w:id="56"/>
+    <w:bookmarkStart w:id="57" w:name="ref-ref10"/>
     <w:p>
       <w:pPr>
         <w:pStyle w:val="Bibliography"/>
@@ -1569,8 +1751,8 @@
         <w:t xml:space="preserve"> </w:t>
       </w:r>
     </w:p>
-    <w:bookmarkEnd w:id="56"/>
-    <w:bookmarkStart w:id="58" w:name="ref-ref11"/>
+    <w:bookmarkEnd w:id="57"/>
+    <w:bookmarkStart w:id="59" w:name="ref-ref11"/>
     <w:p>
       <w:pPr>
         <w:pStyle w:val="Bibliography"/>
@@ -1608,7 +1790,7 @@
       <w:r>
         <w:t xml:space="preserve">countries for infectious disease research between 2000 and 2017: A content analysis of investments. Lancet Glob Health. 2020;8: e1295–e1304. doi:</w:t>
       </w:r>
-      <w:hyperlink r:id="rId57">
+      <w:hyperlink r:id="rId58">
         <w:r>
           <w:rPr>
             <w:rStyle w:val="Hyperlink"/>
@@ -1617,8 +1799,8 @@
         </w:r>
       </w:hyperlink>
     </w:p>
-    <w:bookmarkEnd w:id="58"/>
-    <w:bookmarkStart w:id="60" w:name="ref-ref12"/>
+    <w:bookmarkEnd w:id="59"/>
+    <w:bookmarkStart w:id="61" w:name="ref-ref12"/>
     <w:p>
       <w:pPr>
         <w:pStyle w:val="Bibliography"/>
@@ -1635,7 +1817,7 @@
       <w:r>
         <w:t xml:space="preserve">Charani E, Abimbola S, Pai M, Adeyi O, Mendelson M, Laxminarayan R. Funders: The missing link in equitable global health research? PLOS Glob Public Health. 2022;2: e0000583. doi:</w:t>
       </w:r>
-      <w:hyperlink r:id="rId59">
+      <w:hyperlink r:id="rId60">
         <w:r>
           <w:rPr>
             <w:rStyle w:val="Hyperlink"/>
@@ -1644,8 +1826,8 @@
         </w:r>
       </w:hyperlink>
     </w:p>
-    <w:bookmarkEnd w:id="60"/>
-    <w:bookmarkStart w:id="62" w:name="ref-ref13"/>
+    <w:bookmarkEnd w:id="61"/>
+    <w:bookmarkStart w:id="63" w:name="ref-ref13"/>
     <w:p>
       <w:pPr>
         <w:pStyle w:val="Bibliography"/>
@@ -1683,7 +1865,7 @@
       <w:r>
         <w:t xml:space="preserve">in scientific publications. Ambio. 2017;46: 121–127. doi:</w:t>
       </w:r>
-      <w:hyperlink r:id="rId61">
+      <w:hyperlink r:id="rId62">
         <w:r>
           <w:rPr>
             <w:rStyle w:val="Hyperlink"/>
@@ -1692,8 +1874,8 @@
         </w:r>
       </w:hyperlink>
     </w:p>
-    <w:bookmarkEnd w:id="62"/>
-    <w:bookmarkStart w:id="64" w:name="ref-ref14"/>
+    <w:bookmarkEnd w:id="63"/>
+    <w:bookmarkStart w:id="65" w:name="ref-ref14"/>
     <w:p>
       <w:pPr>
         <w:pStyle w:val="Bibliography"/>
@@ -1728,7 +1910,7 @@
       <w:r>
         <w:t xml:space="preserve">’s three journal citation indexes. Learn Publ. 2016;30: 115–123. doi:</w:t>
       </w:r>
-      <w:hyperlink r:id="rId63">
+      <w:hyperlink r:id="rId64">
         <w:r>
           <w:rPr>
             <w:rStyle w:val="Hyperlink"/>
@@ -1737,8 +1919,8 @@
         </w:r>
       </w:hyperlink>
     </w:p>
-    <w:bookmarkEnd w:id="64"/>
-    <w:bookmarkStart w:id="66" w:name="ref-ref15"/>
+    <w:bookmarkEnd w:id="65"/>
+    <w:bookmarkStart w:id="67" w:name="ref-ref15"/>
     <w:p>
       <w:pPr>
         <w:pStyle w:val="Bibliography"/>
@@ -1755,7 +1937,7 @@
       <w:r>
         <w:t xml:space="preserve">Gomez CJ, Herman AC, Parigi P. Leading countries in global science increasingly receive more citations than other countries doing similar research. Nat Hum Behav. 2022;6: 919–929. doi:</w:t>
       </w:r>
-      <w:hyperlink r:id="rId65">
+      <w:hyperlink r:id="rId66">
         <w:r>
           <w:rPr>
             <w:rStyle w:val="Hyperlink"/>
@@ -1764,8 +1946,8 @@
         </w:r>
       </w:hyperlink>
     </w:p>
-    <w:bookmarkEnd w:id="66"/>
-    <w:bookmarkStart w:id="67" w:name="ref-ref16"/>
+    <w:bookmarkEnd w:id="67"/>
+    <w:bookmarkStart w:id="68" w:name="ref-ref16"/>
     <w:p>
       <w:pPr>
         <w:pStyle w:val="Bibliography"/>
@@ -1798,8 +1980,8 @@
         <w:t xml:space="preserve"> </w:t>
       </w:r>
     </w:p>
-    <w:bookmarkEnd w:id="67"/>
-    <w:bookmarkStart w:id="69" w:name="ref-ref17"/>
+    <w:bookmarkEnd w:id="68"/>
+    <w:bookmarkStart w:id="70" w:name="ref-ref17"/>
     <w:p>
       <w:pPr>
         <w:pStyle w:val="Bibliography"/>
@@ -1828,7 +2010,7 @@
       <w:r>
         <w:t xml:space="preserve">researchers. Rev signos. 2010;43. doi:</w:t>
       </w:r>
-      <w:hyperlink r:id="rId68">
+      <w:hyperlink r:id="rId69">
         <w:r>
           <w:rPr>
             <w:rStyle w:val="Hyperlink"/>
@@ -1837,8 +2019,8 @@
         </w:r>
       </w:hyperlink>
     </w:p>
-    <w:bookmarkEnd w:id="69"/>
-    <w:bookmarkStart w:id="70" w:name="ref-ref18"/>
+    <w:bookmarkEnd w:id="70"/>
+    <w:bookmarkStart w:id="71" w:name="ref-ref18"/>
     <w:p>
       <w:pPr>
         <w:pStyle w:val="Bibliography"/>
@@ -1895,8 +2077,8 @@
         <w:t xml:space="preserve"> </w:t>
       </w:r>
     </w:p>
-    <w:bookmarkEnd w:id="70"/>
-    <w:bookmarkStart w:id="72" w:name="ref-ref19"/>
+    <w:bookmarkEnd w:id="71"/>
+    <w:bookmarkStart w:id="73" w:name="ref-ref19"/>
     <w:p>
       <w:pPr>
         <w:pStyle w:val="Bibliography"/>
@@ -1916,7 +2098,7 @@
       <w:r>
         <w:t xml:space="preserve"> </w:t>
       </w:r>
-      <w:hyperlink r:id="rId71">
+      <w:hyperlink r:id="rId72">
         <w:r>
           <w:rPr>
             <w:rStyle w:val="Hyperlink"/>
@@ -1925,8 +2107,8 @@
         </w:r>
       </w:hyperlink>
     </w:p>
-    <w:bookmarkEnd w:id="72"/>
-    <w:bookmarkStart w:id="74" w:name="ref-ref20"/>
+    <w:bookmarkEnd w:id="73"/>
+    <w:bookmarkStart w:id="75" w:name="ref-ref20"/>
     <w:p>
       <w:pPr>
         <w:pStyle w:val="Bibliography"/>
@@ -1955,7 +2137,7 @@
       <w:r>
         <w:t xml:space="preserve">researchers suffer in science. Nature. 2021;598: 374–375. doi:</w:t>
       </w:r>
-      <w:hyperlink r:id="rId73">
+      <w:hyperlink r:id="rId74">
         <w:r>
           <w:rPr>
             <w:rStyle w:val="Hyperlink"/>
@@ -1964,8 +2146,8 @@
         </w:r>
       </w:hyperlink>
     </w:p>
-    <w:bookmarkEnd w:id="74"/>
-    <w:bookmarkStart w:id="76" w:name="ref-ref21"/>
+    <w:bookmarkEnd w:id="75"/>
+    <w:bookmarkStart w:id="77" w:name="ref-ref21"/>
     <w:p>
       <w:pPr>
         <w:pStyle w:val="Bibliography"/>
@@ -1997,7 +2179,7 @@
       <w:r>
         <w:t xml:space="preserve">national diversity-focused, grant-writing training and coaching experiment. BMC Proc. 2017;11: 16. doi:</w:t>
       </w:r>
-      <w:hyperlink r:id="rId75">
+      <w:hyperlink r:id="rId76">
         <w:r>
           <w:rPr>
             <w:rStyle w:val="Hyperlink"/>
@@ -2006,8 +2188,8 @@
         </w:r>
       </w:hyperlink>
     </w:p>
-    <w:bookmarkEnd w:id="76"/>
-    <w:bookmarkStart w:id="78" w:name="ref-ref22"/>
+    <w:bookmarkEnd w:id="77"/>
+    <w:bookmarkStart w:id="79" w:name="ref-ref22"/>
     <w:p>
       <w:pPr>
         <w:pStyle w:val="Bibliography"/>
@@ -2054,7 +2236,7 @@
       <w:r>
         <w:t xml:space="preserve">. BMC Public Health. 2014;14: 632. doi:</w:t>
       </w:r>
-      <w:hyperlink r:id="rId77">
+      <w:hyperlink r:id="rId78">
         <w:r>
           <w:rPr>
             <w:rStyle w:val="Hyperlink"/>
@@ -2063,8 +2245,8 @@
         </w:r>
       </w:hyperlink>
     </w:p>
-    <w:bookmarkEnd w:id="78"/>
-    <w:bookmarkStart w:id="80" w:name="ref-ref23"/>
+    <w:bookmarkEnd w:id="79"/>
+    <w:bookmarkStart w:id="81" w:name="ref-ref23"/>
     <w:p>
       <w:pPr>
         <w:pStyle w:val="Bibliography"/>
@@ -2090,7 +2272,7 @@
       <w:r>
         <w:t xml:space="preserve">: Challenges, opportunities, and recommendations. Front Res Metr Anal. 2025;10: 1594303. doi:</w:t>
       </w:r>
-      <w:hyperlink r:id="rId79">
+      <w:hyperlink r:id="rId80">
         <w:r>
           <w:rPr>
             <w:rStyle w:val="Hyperlink"/>
@@ -2099,8 +2281,8 @@
         </w:r>
       </w:hyperlink>
     </w:p>
-    <w:bookmarkEnd w:id="80"/>
-    <w:bookmarkStart w:id="81" w:name="ref-ref24"/>
+    <w:bookmarkEnd w:id="81"/>
+    <w:bookmarkStart w:id="82" w:name="ref-ref24"/>
     <w:p>
       <w:pPr>
         <w:pStyle w:val="Bibliography"/>
@@ -2121,8 +2303,8 @@
         <w:t xml:space="preserve"> </w:t>
       </w:r>
     </w:p>
-    <w:bookmarkEnd w:id="81"/>
-    <w:bookmarkStart w:id="82" w:name="ref-ref25"/>
+    <w:bookmarkEnd w:id="82"/>
+    <w:bookmarkStart w:id="83" w:name="ref-ref25"/>
     <w:p>
       <w:pPr>
         <w:pStyle w:val="Bibliography"/>
@@ -2143,8 +2325,8 @@
         <w:t xml:space="preserve"> </w:t>
       </w:r>
     </w:p>
-    <w:bookmarkEnd w:id="82"/>
-    <w:bookmarkStart w:id="83" w:name="ref-ref26"/>
+    <w:bookmarkEnd w:id="83"/>
+    <w:bookmarkStart w:id="84" w:name="ref-ref26"/>
     <w:p>
       <w:pPr>
         <w:pStyle w:val="Bibliography"/>
@@ -2174,8 +2356,8 @@
         <w:t xml:space="preserve"> </w:t>
       </w:r>
     </w:p>
-    <w:bookmarkEnd w:id="83"/>
-    <w:bookmarkStart w:id="85" w:name="ref-ref27"/>
+    <w:bookmarkEnd w:id="84"/>
+    <w:bookmarkStart w:id="86" w:name="ref-ref27"/>
     <w:p>
       <w:pPr>
         <w:pStyle w:val="Bibliography"/>
@@ -2195,7 +2377,7 @@
       <w:r>
         <w:t xml:space="preserve"> </w:t>
       </w:r>
-      <w:hyperlink r:id="rId84">
+      <w:hyperlink r:id="rId85">
         <w:r>
           <w:rPr>
             <w:rStyle w:val="Hyperlink"/>
@@ -2204,8 +2386,8 @@
         </w:r>
       </w:hyperlink>
     </w:p>
-    <w:bookmarkEnd w:id="85"/>
-    <w:bookmarkStart w:id="87" w:name="ref-ref28"/>
+    <w:bookmarkEnd w:id="86"/>
+    <w:bookmarkStart w:id="88" w:name="ref-ref28"/>
     <w:p>
       <w:pPr>
         <w:pStyle w:val="Bibliography"/>
@@ -2231,7 +2413,7 @@
       <w:r>
         <w:t xml:space="preserve">: Opportunities and challenges. Intensive Care Med. 2016;42: 1045–1047. doi:</w:t>
       </w:r>
-      <w:hyperlink r:id="rId86">
+      <w:hyperlink r:id="rId87">
         <w:r>
           <w:rPr>
             <w:rStyle w:val="Hyperlink"/>
@@ -2240,8 +2422,8 @@
         </w:r>
       </w:hyperlink>
     </w:p>
-    <w:bookmarkEnd w:id="87"/>
-    <w:bookmarkStart w:id="89" w:name="ref-ref29"/>
+    <w:bookmarkEnd w:id="88"/>
+    <w:bookmarkStart w:id="90" w:name="ref-ref29"/>
     <w:p>
       <w:pPr>
         <w:pStyle w:val="Bibliography"/>
@@ -2258,7 +2440,7 @@
       <w:r>
         <w:t xml:space="preserve">Ruediger S, Ris L, Iyer K. Equitable research funding: Strategies, challenges and the role of funding agencies. Eur J Neurosci. 2025;61: e70160. doi:</w:t>
       </w:r>
-      <w:hyperlink r:id="rId88">
+      <w:hyperlink r:id="rId89">
         <w:r>
           <w:rPr>
             <w:rStyle w:val="Hyperlink"/>
@@ -2267,8 +2449,8 @@
         </w:r>
       </w:hyperlink>
     </w:p>
-    <w:bookmarkEnd w:id="89"/>
-    <w:bookmarkStart w:id="90" w:name="ref-ref30"/>
+    <w:bookmarkEnd w:id="90"/>
+    <w:bookmarkStart w:id="91" w:name="ref-ref30"/>
     <w:p>
       <w:pPr>
         <w:pStyle w:val="Bibliography"/>
@@ -2289,8 +2471,8 @@
         <w:t xml:space="preserve"> </w:t>
       </w:r>
     </w:p>
-    <w:bookmarkEnd w:id="90"/>
-    <w:bookmarkStart w:id="91" w:name="ref-ref31"/>
+    <w:bookmarkEnd w:id="91"/>
+    <w:bookmarkStart w:id="92" w:name="ref-ref31"/>
     <w:p>
       <w:pPr>
         <w:pStyle w:val="Bibliography"/>
@@ -2311,8 +2493,8 @@
         <w:t xml:space="preserve"> </w:t>
       </w:r>
     </w:p>
-    <w:bookmarkEnd w:id="91"/>
-    <w:bookmarkStart w:id="92" w:name="ref-ref32"/>
+    <w:bookmarkEnd w:id="92"/>
+    <w:bookmarkStart w:id="93" w:name="ref-ref32"/>
     <w:p>
       <w:pPr>
         <w:pStyle w:val="Bibliography"/>
@@ -2333,8 +2515,8 @@
         <w:t xml:space="preserve"> </w:t>
       </w:r>
     </w:p>
-    <w:bookmarkEnd w:id="92"/>
-    <w:bookmarkStart w:id="94" w:name="ref-ref33"/>
+    <w:bookmarkEnd w:id="93"/>
+    <w:bookmarkStart w:id="95" w:name="ref-ref33"/>
     <w:p>
       <w:pPr>
         <w:pStyle w:val="Bibliography"/>
@@ -2354,7 +2536,7 @@
       <w:r>
         <w:t xml:space="preserve"> </w:t>
       </w:r>
-      <w:hyperlink r:id="rId93">
+      <w:hyperlink r:id="rId94">
         <w:r>
           <w:rPr>
             <w:rStyle w:val="Hyperlink"/>
@@ -2363,8 +2545,8 @@
         </w:r>
       </w:hyperlink>
     </w:p>
-    <w:bookmarkEnd w:id="94"/>
-    <w:bookmarkStart w:id="96" w:name="ref-ref34"/>
+    <w:bookmarkEnd w:id="95"/>
+    <w:bookmarkStart w:id="97" w:name="ref-ref34"/>
     <w:p>
       <w:pPr>
         <w:pStyle w:val="Bibliography"/>
@@ -2381,7 +2563,7 @@
       <w:r>
         <w:t xml:space="preserve">Boudry C, Alvarez-Muñoz P, Arencibia-Jorge R, Ayena D, Brouwer NJ, Chaudhuri Z. Worldwide inequality in access to full text scientific articles: The example of ophthalmology. PeerJ. 2019;7: e7850. doi:</w:t>
       </w:r>
-      <w:hyperlink r:id="rId95">
+      <w:hyperlink r:id="rId96">
         <w:r>
           <w:rPr>
             <w:rStyle w:val="Hyperlink"/>
@@ -2390,8 +2572,8 @@
         </w:r>
       </w:hyperlink>
     </w:p>
-    <w:bookmarkEnd w:id="96"/>
-    <w:bookmarkStart w:id="98" w:name="ref-ref35"/>
+    <w:bookmarkEnd w:id="97"/>
+    <w:bookmarkStart w:id="99" w:name="ref-ref35"/>
     <w:p>
       <w:pPr>
         <w:pStyle w:val="Bibliography"/>
@@ -2408,7 +2590,7 @@
       <w:r>
         <w:t xml:space="preserve">Mocanu M, Rusu VD, Bibiri A-D. Competing for research funding: Key elements impacting the evaluation of grant proposal. Heliyon. 2024;10: e36015. doi:</w:t>
       </w:r>
-      <w:hyperlink r:id="rId97">
+      <w:hyperlink r:id="rId98">
         <w:r>
           <w:rPr>
             <w:rStyle w:val="Hyperlink"/>
@@ -2417,8 +2599,8 @@
         </w:r>
       </w:hyperlink>
     </w:p>
-    <w:bookmarkEnd w:id="98"/>
-    <w:bookmarkStart w:id="100" w:name="ref-ref36"/>
+    <w:bookmarkEnd w:id="99"/>
+    <w:bookmarkStart w:id="101" w:name="ref-ref36"/>
     <w:p>
       <w:pPr>
         <w:pStyle w:val="Bibliography"/>
@@ -2447,7 +2629,7 @@
       <w:r>
         <w:t xml:space="preserve">researchers. BMJ Open. 2013;3: e002800. doi:</w:t>
       </w:r>
-      <w:hyperlink r:id="rId99">
+      <w:hyperlink r:id="rId100">
         <w:r>
           <w:rPr>
             <w:rStyle w:val="Hyperlink"/>
@@ -2456,8 +2638,8 @@
         </w:r>
       </w:hyperlink>
     </w:p>
-    <w:bookmarkEnd w:id="100"/>
-    <w:bookmarkStart w:id="102" w:name="ref-ref37"/>
+    <w:bookmarkEnd w:id="101"/>
+    <w:bookmarkStart w:id="103" w:name="ref-ref37"/>
     <w:p>
       <w:pPr>
         <w:pStyle w:val="Bibliography"/>
@@ -2474,7 +2656,7 @@
       <w:r>
         <w:t xml:space="preserve">Hippel T von, Hippel C von. To apply or not to apply: A survey analysis of grant writing costs and benefits. PLoS One. 2015;10: e0118494. doi:</w:t>
       </w:r>
-      <w:hyperlink r:id="rId101">
+      <w:hyperlink r:id="rId102">
         <w:r>
           <w:rPr>
             <w:rStyle w:val="Hyperlink"/>
@@ -2483,8 +2665,8 @@
         </w:r>
       </w:hyperlink>
     </w:p>
-    <w:bookmarkEnd w:id="102"/>
-    <w:bookmarkStart w:id="104" w:name="ref-ref38"/>
+    <w:bookmarkEnd w:id="103"/>
+    <w:bookmarkStart w:id="105" w:name="ref-ref38"/>
     <w:p>
       <w:pPr>
         <w:pStyle w:val="Bibliography"/>
@@ -2501,7 +2683,7 @@
       <w:r>
         <w:t xml:space="preserve">Gross K, Bergstrom CT. Contest models highlight inherent inefficiencies of scientific funding competitions. PLoS Biol. 2019;17: e3000065. doi:</w:t>
       </w:r>
-      <w:hyperlink r:id="rId103">
+      <w:hyperlink r:id="rId104">
         <w:r>
           <w:rPr>
             <w:rStyle w:val="Hyperlink"/>
@@ -2510,8 +2692,8 @@
         </w:r>
       </w:hyperlink>
     </w:p>
-    <w:bookmarkEnd w:id="104"/>
-    <w:bookmarkStart w:id="106" w:name="ref-ref39"/>
+    <w:bookmarkEnd w:id="105"/>
+    <w:bookmarkStart w:id="107" w:name="ref-ref39"/>
     <w:p>
       <w:pPr>
         <w:pStyle w:val="Bibliography"/>
@@ -2543,7 +2725,7 @@
       <w:r>
         <w:t xml:space="preserve"> </w:t>
       </w:r>
-      <w:hyperlink r:id="rId105">
+      <w:hyperlink r:id="rId106">
         <w:r>
           <w:rPr>
             <w:rStyle w:val="Hyperlink"/>
@@ -2552,8 +2734,8 @@
         </w:r>
       </w:hyperlink>
     </w:p>
-    <w:bookmarkEnd w:id="106"/>
-    <w:bookmarkStart w:id="108" w:name="ref-ref40"/>
+    <w:bookmarkEnd w:id="107"/>
+    <w:bookmarkStart w:id="109" w:name="ref-ref40"/>
     <w:p>
       <w:pPr>
         <w:pStyle w:val="Bibliography"/>
@@ -2570,7 +2752,7 @@
       <w:r>
         <w:t xml:space="preserve">Koum Besson ES. How to identify epistemic injustice in global health research funding practices: A decolonial guide. BMJ Global Health. 2022;7: e008950. doi:</w:t>
       </w:r>
-      <w:hyperlink r:id="rId107">
+      <w:hyperlink r:id="rId108">
         <w:r>
           <w:rPr>
             <w:rStyle w:val="Hyperlink"/>
@@ -2579,8 +2761,8 @@
         </w:r>
       </w:hyperlink>
     </w:p>
-    <w:bookmarkEnd w:id="108"/>
-    <w:bookmarkStart w:id="109" w:name="ref-ref41"/>
+    <w:bookmarkEnd w:id="109"/>
+    <w:bookmarkStart w:id="110" w:name="ref-ref41"/>
     <w:p>
       <w:pPr>
         <w:pStyle w:val="Bibliography"/>
@@ -2601,9 +2783,9 @@
         <w:t xml:space="preserve"> </w:t>
       </w:r>
     </w:p>
-    <w:bookmarkEnd w:id="109"/>
     <w:bookmarkEnd w:id="110"/>
     <w:bookmarkEnd w:id="111"/>
+    <w:bookmarkEnd w:id="112"/>
     <w:sectPr>
       <w:footnotePr>
         <w:numRestart w:val="eachSect"/>
